--- a/0034_payments_and_cart/0034_payments_and_cart.docx
+++ b/0034_payments_and_cart/0034_payments_and_cart.docx
@@ -42136,29 +42136,74 @@
         <w:t xml:space="preserve"> </w:t>
       </w:r>
       <w:r>
-        <w:t xml:space="preserve">“decoded destination”</w:t>
-      </w:r>
-      <w:r>
-        <w:t xml:space="preserve"> </w:t>
-      </w:r>
-      <w:r>
-        <w:t xml:space="preserve">is</w:t>
-      </w:r>
-      <w:r>
-        <w:t xml:space="preserve"> </w:t>
-      </w:r>
-      <w:r>
         <w:rPr>
           <w:b/>
           <w:bCs/>
         </w:rPr>
-        <w:t xml:space="preserve">vendor-declared</w:t>
-      </w:r>
-      <w:r>
-        <w:t xml:space="preserve"> </w:t>
-      </w:r>
-      <w:r>
-        <w:t xml:space="preserve">in V1 (the vendor states where the QR sends money; admin verifies against the image). Real server-side QR image decode is a fast-follow.</w:t>
+        <w:t xml:space="preserve">decoded destination is read server-side</w:t>
+      </w:r>
+      <w:r>
+        <w:t xml:space="preserve"> </w:t>
+      </w:r>
+      <w:r>
+        <w:t xml:space="preserve">(PR #1019, 2026-06-05): on save, Setnayan fetches the uploaded image from R2, rasterises it via</w:t>
+      </w:r>
+      <w:r>
+        <w:t xml:space="preserve"> </w:t>
+      </w:r>
+      <w:r>
+        <w:rPr>
+          <w:rStyle w:val="VerbatimChar"/>
+        </w:rPr>
+        <w:t xml:space="preserve">sharp</w:t>
+      </w:r>
+      <w:r>
+        <w:t xml:space="preserve">, and runs</w:t>
+      </w:r>
+      <w:r>
+        <w:t xml:space="preserve"> </w:t>
+      </w:r>
+      <w:r>
+        <w:rPr>
+          <w:rStyle w:val="VerbatimChar"/>
+        </w:rPr>
+        <w:t xml:space="preserve">jsQR</w:t>
+      </w:r>
+      <w:r>
+        <w:t xml:space="preserve"> </w:t>
+      </w:r>
+      <w:r>
+        <w:t xml:space="preserve">to extract the actual payload — so the stored</w:t>
+      </w:r>
+      <w:r>
+        <w:t xml:space="preserve"> </w:t>
+      </w:r>
+      <w:r>
+        <w:rPr>
+          <w:rStyle w:val="VerbatimChar"/>
+        </w:rPr>
+        <w:t xml:space="preserve">decoded_destination</w:t>
+      </w:r>
+      <w:r>
+        <w:t xml:space="preserve"> </w:t>
+      </w:r>
+      <w:r>
+        <w:t xml:space="preserve">is what the QR truly encodes (anti-swap), not a vendor claim. An unreadable image falls back to the vendor’s typed note AND routes the method to</w:t>
+      </w:r>
+      <w:r>
+        <w:t xml:space="preserve"> </w:t>
+      </w:r>
+      <w:r>
+        <w:rPr>
+          <w:rStyle w:val="VerbatimChar"/>
+        </w:rPr>
+        <w:t xml:space="preserve">pending_review</w:t>
+      </w:r>
+      <w:r>
+        <w:t xml:space="preserve"> </w:t>
+      </w:r>
+      <w:r>
+        <w:t xml:space="preserve">for admin verification.</w:t>
       </w:r>
     </w:p>
     <w:p>
@@ -42170,7 +42215,48 @@
         </w:numPr>
       </w:pPr>
       <w:r>
-        <w:t xml:space="preserve">A second couple mount point (the per-vendor workspace page) is a fast-follow; the budget card carries it in V1.</w:t>
+        <w:t xml:space="preserve">The couple settlement rail is mounted on</w:t>
+      </w:r>
+      <w:r>
+        <w:t xml:space="preserve"> </w:t>
+      </w:r>
+      <w:r>
+        <w:rPr>
+          <w:b/>
+          <w:bCs/>
+        </w:rPr>
+        <w:t xml:space="preserve">both</w:t>
+      </w:r>
+      <w:r>
+        <w:t xml:space="preserve"> </w:t>
+      </w:r>
+      <w:r>
+        <w:t xml:space="preserve">the per-vendor budget card AND the per-vendor</w:t>
+      </w:r>
+      <w:r>
+        <w:t xml:space="preserve"> </w:t>
+      </w:r>
+      <w:r>
+        <w:rPr>
+          <w:b/>
+          <w:bCs/>
+        </w:rPr>
+        <w:t xml:space="preserve">workspace page</w:t>
+      </w:r>
+      <w:r>
+        <w:t xml:space="preserve"> </w:t>
+      </w:r>
+      <w:r>
+        <w:t xml:space="preserve">(</w:t>
+      </w:r>
+      <w:r>
+        <w:rPr>
+          <w:rStyle w:val="VerbatimChar"/>
+        </w:rPr>
+        <w:t xml:space="preserve">.../vendors/[vendorId]/workspace</w:t>
+      </w:r>
+      <w:r>
+        <w:t xml:space="preserve">) — the latter wired in main alongside this feature.</w:t>
       </w:r>
     </w:p>
     <w:p>
@@ -44449,7 +44535,7 @@
       <w:color w:themeColor="accent1" w:themeShade="BF" w:val="365F91"/>
     </w:rPr>
   </w:style>
-  <w:style w:customStyle="1" w:styleId="SourceCode" w:type="paragraph">
+  <w:style w:type="paragraph" w:customStyle="1" w:styleId="SourceCode">
     <w:name w:val="Source Code"/>
     <w:basedOn w:val="Normal"/>
     <w:link w:val="VerbatimChar"/>
@@ -44457,7 +44543,7 @@
       <w:wordWrap w:val="off"/>
     </w:pPr>
   </w:style>
-  <w:style w:customStyle="1" w:styleId="KeywordTok" w:type="character">
+  <w:style w:type="character" w:customStyle="1" w:styleId="KeywordTok">
     <w:name w:val="KeywordTok"/>
     <w:basedOn w:val="VerbatimChar"/>
     <w:rPr>
@@ -44465,77 +44551,77 @@
       <w:color w:val="007020"/>
     </w:rPr>
   </w:style>
-  <w:style w:customStyle="1" w:styleId="DataTypeTok" w:type="character">
+  <w:style w:type="character" w:customStyle="1" w:styleId="DataTypeTok">
     <w:name w:val="DataTypeTok"/>
     <w:basedOn w:val="VerbatimChar"/>
     <w:rPr>
       <w:color w:val="902000"/>
     </w:rPr>
   </w:style>
-  <w:style w:customStyle="1" w:styleId="DecValTok" w:type="character">
+  <w:style w:type="character" w:customStyle="1" w:styleId="DecValTok">
     <w:name w:val="DecValTok"/>
     <w:basedOn w:val="VerbatimChar"/>
     <w:rPr>
       <w:color w:val="40a070"/>
     </w:rPr>
   </w:style>
-  <w:style w:customStyle="1" w:styleId="BaseNTok" w:type="character">
+  <w:style w:type="character" w:customStyle="1" w:styleId="BaseNTok">
     <w:name w:val="BaseNTok"/>
     <w:basedOn w:val="VerbatimChar"/>
     <w:rPr>
       <w:color w:val="40a070"/>
     </w:rPr>
   </w:style>
-  <w:style w:customStyle="1" w:styleId="FloatTok" w:type="character">
+  <w:style w:type="character" w:customStyle="1" w:styleId="FloatTok">
     <w:name w:val="FloatTok"/>
     <w:basedOn w:val="VerbatimChar"/>
     <w:rPr>
       <w:color w:val="40a070"/>
     </w:rPr>
   </w:style>
-  <w:style w:customStyle="1" w:styleId="ConstantTok" w:type="character">
+  <w:style w:type="character" w:customStyle="1" w:styleId="ConstantTok">
     <w:name w:val="ConstantTok"/>
     <w:basedOn w:val="VerbatimChar"/>
     <w:rPr>
       <w:color w:val="880000"/>
     </w:rPr>
   </w:style>
-  <w:style w:customStyle="1" w:styleId="CharTok" w:type="character">
+  <w:style w:type="character" w:customStyle="1" w:styleId="CharTok">
     <w:name w:val="CharTok"/>
     <w:basedOn w:val="VerbatimChar"/>
     <w:rPr>
       <w:color w:val="4070a0"/>
     </w:rPr>
   </w:style>
-  <w:style w:customStyle="1" w:styleId="SpecialCharTok" w:type="character">
+  <w:style w:type="character" w:customStyle="1" w:styleId="SpecialCharTok">
     <w:name w:val="SpecialCharTok"/>
     <w:basedOn w:val="VerbatimChar"/>
     <w:rPr>
       <w:color w:val="4070a0"/>
     </w:rPr>
   </w:style>
-  <w:style w:customStyle="1" w:styleId="StringTok" w:type="character">
+  <w:style w:type="character" w:customStyle="1" w:styleId="StringTok">
     <w:name w:val="StringTok"/>
     <w:basedOn w:val="VerbatimChar"/>
     <w:rPr>
       <w:color w:val="4070a0"/>
     </w:rPr>
   </w:style>
-  <w:style w:customStyle="1" w:styleId="VerbatimStringTok" w:type="character">
+  <w:style w:type="character" w:customStyle="1" w:styleId="VerbatimStringTok">
     <w:name w:val="VerbatimStringTok"/>
     <w:basedOn w:val="VerbatimChar"/>
     <w:rPr>
       <w:color w:val="4070a0"/>
     </w:rPr>
   </w:style>
-  <w:style w:customStyle="1" w:styleId="SpecialStringTok" w:type="character">
+  <w:style w:type="character" w:customStyle="1" w:styleId="SpecialStringTok">
     <w:name w:val="SpecialStringTok"/>
     <w:basedOn w:val="VerbatimChar"/>
     <w:rPr>
       <w:color w:val="bb6688"/>
     </w:rPr>
   </w:style>
-  <w:style w:customStyle="1" w:styleId="ImportTok" w:type="character">
+  <w:style w:type="character" w:customStyle="1" w:styleId="ImportTok">
     <w:name w:val="ImportTok"/>
     <w:basedOn w:val="VerbatimChar"/>
     <w:rPr>
@@ -44543,7 +44629,7 @@
       <w:color w:val="008000"/>
     </w:rPr>
   </w:style>
-  <w:style w:customStyle="1" w:styleId="CommentTok" w:type="character">
+  <w:style w:type="character" w:customStyle="1" w:styleId="CommentTok">
     <w:name w:val="CommentTok"/>
     <w:basedOn w:val="VerbatimChar"/>
     <w:rPr>
@@ -44551,7 +44637,7 @@
       <w:color w:val="60a0b0"/>
     </w:rPr>
   </w:style>
-  <w:style w:customStyle="1" w:styleId="DocumentationTok" w:type="character">
+  <w:style w:type="character" w:customStyle="1" w:styleId="DocumentationTok">
     <w:name w:val="DocumentationTok"/>
     <w:basedOn w:val="VerbatimChar"/>
     <w:rPr>
@@ -44559,7 +44645,7 @@
       <w:color w:val="ba2121"/>
     </w:rPr>
   </w:style>
-  <w:style w:customStyle="1" w:styleId="AnnotationTok" w:type="character">
+  <w:style w:type="character" w:customStyle="1" w:styleId="AnnotationTok">
     <w:name w:val="AnnotationTok"/>
     <w:basedOn w:val="VerbatimChar"/>
     <w:rPr>
@@ -44568,7 +44654,7 @@
       <w:color w:val="60a0b0"/>
     </w:rPr>
   </w:style>
-  <w:style w:customStyle="1" w:styleId="CommentVarTok" w:type="character">
+  <w:style w:type="character" w:customStyle="1" w:styleId="CommentVarTok">
     <w:name w:val="CommentVarTok"/>
     <w:basedOn w:val="VerbatimChar"/>
     <w:rPr>
@@ -44577,28 +44663,28 @@
       <w:color w:val="60a0b0"/>
     </w:rPr>
   </w:style>
-  <w:style w:customStyle="1" w:styleId="OtherTok" w:type="character">
+  <w:style w:type="character" w:customStyle="1" w:styleId="OtherTok">
     <w:name w:val="OtherTok"/>
     <w:basedOn w:val="VerbatimChar"/>
     <w:rPr>
       <w:color w:val="007020"/>
     </w:rPr>
   </w:style>
-  <w:style w:customStyle="1" w:styleId="FunctionTok" w:type="character">
+  <w:style w:type="character" w:customStyle="1" w:styleId="FunctionTok">
     <w:name w:val="FunctionTok"/>
     <w:basedOn w:val="VerbatimChar"/>
     <w:rPr>
       <w:color w:val="06287e"/>
     </w:rPr>
   </w:style>
-  <w:style w:customStyle="1" w:styleId="VariableTok" w:type="character">
+  <w:style w:type="character" w:customStyle="1" w:styleId="VariableTok">
     <w:name w:val="VariableTok"/>
     <w:basedOn w:val="VerbatimChar"/>
     <w:rPr>
       <w:color w:val="19177c"/>
     </w:rPr>
   </w:style>
-  <w:style w:customStyle="1" w:styleId="ControlFlowTok" w:type="character">
+  <w:style w:type="character" w:customStyle="1" w:styleId="ControlFlowTok">
     <w:name w:val="ControlFlowTok"/>
     <w:basedOn w:val="VerbatimChar"/>
     <w:rPr>
@@ -44606,45 +44692,45 @@
       <w:color w:val="007020"/>
     </w:rPr>
   </w:style>
-  <w:style w:customStyle="1" w:styleId="OperatorTok" w:type="character">
+  <w:style w:type="character" w:customStyle="1" w:styleId="OperatorTok">
     <w:name w:val="OperatorTok"/>
     <w:basedOn w:val="VerbatimChar"/>
     <w:rPr>
       <w:color w:val="666666"/>
     </w:rPr>
   </w:style>
-  <w:style w:customStyle="1" w:styleId="BuiltInTok" w:type="character">
+  <w:style w:type="character" w:customStyle="1" w:styleId="BuiltInTok">
     <w:name w:val="BuiltInTok"/>
     <w:basedOn w:val="VerbatimChar"/>
     <w:rPr>
       <w:color w:val="008000"/>
     </w:rPr>
   </w:style>
-  <w:style w:customStyle="1" w:styleId="ExtensionTok" w:type="character">
+  <w:style w:type="character" w:customStyle="1" w:styleId="ExtensionTok">
     <w:name w:val="ExtensionTok"/>
     <w:basedOn w:val="VerbatimChar"/>
     <w:rPr/>
   </w:style>
-  <w:style w:customStyle="1" w:styleId="PreprocessorTok" w:type="character">
+  <w:style w:type="character" w:customStyle="1" w:styleId="PreprocessorTok">
     <w:name w:val="PreprocessorTok"/>
     <w:basedOn w:val="VerbatimChar"/>
     <w:rPr>
       <w:color w:val="bc7a00"/>
     </w:rPr>
   </w:style>
-  <w:style w:customStyle="1" w:styleId="AttributeTok" w:type="character">
+  <w:style w:type="character" w:customStyle="1" w:styleId="AttributeTok">
     <w:name w:val="AttributeTok"/>
     <w:basedOn w:val="VerbatimChar"/>
     <w:rPr>
       <w:color w:val="7d9029"/>
     </w:rPr>
   </w:style>
-  <w:style w:customStyle="1" w:styleId="RegionMarkerTok" w:type="character">
+  <w:style w:type="character" w:customStyle="1" w:styleId="RegionMarkerTok">
     <w:name w:val="RegionMarkerTok"/>
     <w:basedOn w:val="VerbatimChar"/>
     <w:rPr/>
   </w:style>
-  <w:style w:customStyle="1" w:styleId="InformationTok" w:type="character">
+  <w:style w:type="character" w:customStyle="1" w:styleId="InformationTok">
     <w:name w:val="InformationTok"/>
     <w:basedOn w:val="VerbatimChar"/>
     <w:rPr>
@@ -44653,7 +44739,7 @@
       <w:color w:val="60a0b0"/>
     </w:rPr>
   </w:style>
-  <w:style w:customStyle="1" w:styleId="WarningTok" w:type="character">
+  <w:style w:type="character" w:customStyle="1" w:styleId="WarningTok">
     <w:name w:val="WarningTok"/>
     <w:basedOn w:val="VerbatimChar"/>
     <w:rPr>
@@ -44662,7 +44748,7 @@
       <w:color w:val="60a0b0"/>
     </w:rPr>
   </w:style>
-  <w:style w:customStyle="1" w:styleId="AlertTok" w:type="character">
+  <w:style w:type="character" w:customStyle="1" w:styleId="AlertTok">
     <w:name w:val="AlertTok"/>
     <w:basedOn w:val="VerbatimChar"/>
     <w:rPr>
@@ -44670,7 +44756,7 @@
       <w:color w:val="ff0000"/>
     </w:rPr>
   </w:style>
-  <w:style w:customStyle="1" w:styleId="ErrorTok" w:type="character">
+  <w:style w:type="character" w:customStyle="1" w:styleId="ErrorTok">
     <w:name w:val="ErrorTok"/>
     <w:basedOn w:val="VerbatimChar"/>
     <w:rPr>
@@ -44678,7 +44764,7 @@
       <w:color w:val="ff0000"/>
     </w:rPr>
   </w:style>
-  <w:style w:customStyle="1" w:styleId="NormalTok" w:type="character">
+  <w:style w:type="character" w:customStyle="1" w:styleId="NormalTok">
     <w:name w:val="NormalTok"/>
     <w:basedOn w:val="VerbatimChar"/>
     <w:rPr/>
